--- a/public/docs/saas-buildout/collective/legal/COLLECTIVE_PARTNER_AGREEMENT_v0.1.docx
+++ b/public/docs/saas-buildout/collective/legal/COLLECTIVE_PARTNER_AGREEMENT_v0.1.docx
@@ -272,7 +272,7 @@
         <w:pStyle w:val="BodyText"/>
       </w:pPr>
       <w:r>
-        <w:t xml:space="preserve">D. This Agreement is accompanied by an IP Licence Deed dated the same date (</w:t>
+        <w:t xml:space="preserve">D. This Agreement is accompanied by a Partner IP Sublicence Deed dated the same date (</w:t>
       </w:r>
       <w:r>
         <w:rPr>
